--- a/Dasturchilar uchun ma'lumotlar fani/практика/практика3/практика3.docx
+++ b/Dasturchilar uchun ma'lumotlar fani/практика/практика3/практика3.docx
@@ -112,8 +112,6 @@
       <w:r>
         <w:t>№3</w:t>
       </w:r>
-      <w:bookmarkStart w:id="0" w:name="_GoBack"/>
-      <w:bookmarkEnd w:id="0"/>
     </w:p>
     <w:p>
       <w:pPr>
@@ -254,6 +252,7 @@
         <w:jc w:val="right"/>
         <w:rPr>
           <w:rFonts w:eastAsia="Times New Roman" w:cs="Times New Roman"/>
+          <w:bCs/>
           <w:color w:val="000000" w:themeColor="text1"/>
           <w:szCs w:val="28"/>
         </w:rPr>
@@ -276,7 +275,7 @@
           <w:color w:val="000000" w:themeColor="text1"/>
           <w:szCs w:val="28"/>
         </w:rPr>
-        <w:t xml:space="preserve"> С. Ш.</w:t>
+        <w:t xml:space="preserve"> С.</w:t>
       </w:r>
     </w:p>
     <w:p>
@@ -290,6 +289,8 @@
           <w:szCs w:val="28"/>
         </w:rPr>
       </w:pPr>
+      <w:bookmarkStart w:id="0" w:name="_GoBack"/>
+      <w:bookmarkEnd w:id="0"/>
       <w:r>
         <w:rPr>
           <w:rFonts w:eastAsia="Times New Roman" w:cs="Times New Roman"/>
@@ -405,7 +406,7 @@
           <w:color w:val="DADADA"/>
           <w:sz w:val="21"/>
           <w:szCs w:val="21"/>
-          <w:lang w:val="en-US" w:eastAsia="ru-RU"/>
+          <w:lang w:eastAsia="ru-RU"/>
         </w:rPr>
       </w:pPr>
       <w:r>
@@ -424,7 +425,7 @@
           <w:color w:val="DADADA"/>
           <w:sz w:val="21"/>
           <w:szCs w:val="21"/>
-          <w:lang w:val="en-US" w:eastAsia="ru-RU"/>
+          <w:lang w:eastAsia="ru-RU"/>
         </w:rPr>
         <w:t xml:space="preserve"> </w:t>
       </w:r>
@@ -446,7 +447,7 @@
           <w:color w:val="DADADA"/>
           <w:sz w:val="21"/>
           <w:szCs w:val="21"/>
-          <w:lang w:val="en-US" w:eastAsia="ru-RU"/>
+          <w:lang w:eastAsia="ru-RU"/>
         </w:rPr>
         <w:t xml:space="preserve"> </w:t>
       </w:r>
@@ -466,7 +467,7 @@
           <w:color w:val="DADADA"/>
           <w:sz w:val="21"/>
           <w:szCs w:val="21"/>
-          <w:lang w:val="en-US" w:eastAsia="ru-RU"/>
+          <w:lang w:eastAsia="ru-RU"/>
         </w:rPr>
         <w:t xml:space="preserve"> </w:t>
       </w:r>
@@ -514,7 +515,6 @@
         <w:t xml:space="preserve"> </w:t>
       </w:r>
       <w:proofErr w:type="spellStart"/>
-      <w:proofErr w:type="gramStart"/>
       <w:r>
         <w:rPr>
           <w:rFonts w:ascii="Consolas" w:eastAsia="Times New Roman" w:hAnsi="Consolas" w:cs="Times New Roman"/>
@@ -546,7 +546,6 @@
         <w:t>pyplot</w:t>
       </w:r>
       <w:proofErr w:type="spellEnd"/>
-      <w:proofErr w:type="gramEnd"/>
       <w:r>
         <w:rPr>
           <w:rFonts w:ascii="Consolas" w:eastAsia="Times New Roman" w:hAnsi="Consolas" w:cs="Times New Roman"/>
@@ -656,7 +655,6 @@
         <w:t xml:space="preserve"> </w:t>
       </w:r>
       <w:proofErr w:type="spellStart"/>
-      <w:proofErr w:type="gramStart"/>
       <w:r>
         <w:rPr>
           <w:rFonts w:ascii="Consolas" w:eastAsia="Times New Roman" w:hAnsi="Consolas" w:cs="Times New Roman"/>
@@ -688,7 +686,6 @@
         <w:t>array</w:t>
       </w:r>
       <w:proofErr w:type="spellEnd"/>
-      <w:proofErr w:type="gramEnd"/>
       <w:r>
         <w:rPr>
           <w:rFonts w:ascii="Consolas" w:eastAsia="Times New Roman" w:hAnsi="Consolas" w:cs="Times New Roman"/>
@@ -923,7 +920,6 @@
         <w:t xml:space="preserve"> </w:t>
       </w:r>
       <w:proofErr w:type="spellStart"/>
-      <w:proofErr w:type="gramStart"/>
       <w:r>
         <w:rPr>
           <w:rFonts w:ascii="Consolas" w:eastAsia="Times New Roman" w:hAnsi="Consolas" w:cs="Times New Roman"/>
@@ -955,7 +951,6 @@
         <w:t>array</w:t>
       </w:r>
       <w:proofErr w:type="spellEnd"/>
-      <w:proofErr w:type="gramEnd"/>
       <w:r>
         <w:rPr>
           <w:rFonts w:ascii="Consolas" w:eastAsia="Times New Roman" w:hAnsi="Consolas" w:cs="Times New Roman"/>
@@ -1163,7 +1158,6 @@
         </w:rPr>
       </w:pPr>
       <w:proofErr w:type="spellStart"/>
-      <w:proofErr w:type="gramStart"/>
       <w:r>
         <w:rPr>
           <w:rFonts w:ascii="Consolas" w:eastAsia="Times New Roman" w:hAnsi="Consolas" w:cs="Times New Roman"/>
@@ -1195,7 +1189,6 @@
         <w:t>figure</w:t>
       </w:r>
       <w:proofErr w:type="spellEnd"/>
-      <w:proofErr w:type="gramEnd"/>
       <w:r>
         <w:rPr>
           <w:rFonts w:ascii="Consolas" w:eastAsia="Times New Roman" w:hAnsi="Consolas" w:cs="Times New Roman"/>
@@ -1220,7 +1213,6 @@
         </w:rPr>
       </w:pPr>
       <w:proofErr w:type="spellStart"/>
-      <w:proofErr w:type="gramStart"/>
       <w:r>
         <w:rPr>
           <w:rFonts w:ascii="Consolas" w:eastAsia="Times New Roman" w:hAnsi="Consolas" w:cs="Times New Roman"/>
@@ -1252,7 +1244,6 @@
         <w:t>scatter</w:t>
       </w:r>
       <w:proofErr w:type="spellEnd"/>
-      <w:proofErr w:type="gramEnd"/>
       <w:r>
         <w:rPr>
           <w:rFonts w:ascii="Consolas" w:eastAsia="Times New Roman" w:hAnsi="Consolas" w:cs="Times New Roman"/>
@@ -1323,18 +1314,17 @@
           <w:color w:val="DADADA"/>
           <w:sz w:val="21"/>
           <w:szCs w:val="21"/>
-          <w:lang w:eastAsia="ru-RU"/>
+          <w:lang w:val="en-US" w:eastAsia="ru-RU"/>
         </w:rPr>
       </w:pPr>
       <w:proofErr w:type="spellStart"/>
-      <w:proofErr w:type="gramStart"/>
       <w:r>
         <w:rPr>
           <w:rFonts w:ascii="Consolas" w:eastAsia="Times New Roman" w:hAnsi="Consolas" w:cs="Times New Roman"/>
           <w:color w:val="C8C8C8"/>
           <w:sz w:val="21"/>
           <w:szCs w:val="21"/>
-          <w:lang w:eastAsia="ru-RU"/>
+          <w:lang w:val="en-US" w:eastAsia="ru-RU"/>
         </w:rPr>
         <w:t>plt</w:t>
       </w:r>
@@ -1344,7 +1334,7 @@
           <w:color w:val="B4B4B4"/>
           <w:sz w:val="21"/>
           <w:szCs w:val="21"/>
-          <w:lang w:eastAsia="ru-RU"/>
+          <w:lang w:val="en-US" w:eastAsia="ru-RU"/>
         </w:rPr>
         <w:t>.</w:t>
       </w:r>
@@ -1354,19 +1344,18 @@
           <w:color w:val="DCDCAA"/>
           <w:sz w:val="21"/>
           <w:szCs w:val="21"/>
-          <w:lang w:eastAsia="ru-RU"/>
+          <w:lang w:val="en-US" w:eastAsia="ru-RU"/>
         </w:rPr>
         <w:t>title</w:t>
       </w:r>
       <w:proofErr w:type="spellEnd"/>
-      <w:proofErr w:type="gramEnd"/>
-      <w:r>
-        <w:rPr>
-          <w:rFonts w:ascii="Consolas" w:eastAsia="Times New Roman" w:hAnsi="Consolas" w:cs="Times New Roman"/>
-          <w:color w:val="B4B4B4"/>
-          <w:sz w:val="21"/>
-          <w:szCs w:val="21"/>
-          <w:lang w:eastAsia="ru-RU"/>
+      <w:r>
+        <w:rPr>
+          <w:rFonts w:ascii="Consolas" w:eastAsia="Times New Roman" w:hAnsi="Consolas" w:cs="Times New Roman"/>
+          <w:color w:val="B4B4B4"/>
+          <w:sz w:val="21"/>
+          <w:szCs w:val="21"/>
+          <w:lang w:val="en-US" w:eastAsia="ru-RU"/>
         </w:rPr>
         <w:t>(</w:t>
       </w:r>
@@ -1376,7 +1365,7 @@
           <w:color w:val="E8C9BB"/>
           <w:sz w:val="21"/>
           <w:szCs w:val="21"/>
-          <w:lang w:eastAsia="ru-RU"/>
+          <w:lang w:val="en-US" w:eastAsia="ru-RU"/>
         </w:rPr>
         <w:t>"</w:t>
       </w:r>
@@ -1388,7 +1377,47 @@
           <w:szCs w:val="21"/>
           <w:lang w:eastAsia="ru-RU"/>
         </w:rPr>
-        <w:t>Задание 1: Анализ корреляции</w:t>
+        <w:t>Задание</w:t>
+      </w:r>
+      <w:r>
+        <w:rPr>
+          <w:rFonts w:ascii="Consolas" w:eastAsia="Times New Roman" w:hAnsi="Consolas" w:cs="Times New Roman"/>
+          <w:color w:val="CE9178"/>
+          <w:sz w:val="21"/>
+          <w:szCs w:val="21"/>
+          <w:lang w:val="en-US" w:eastAsia="ru-RU"/>
+        </w:rPr>
+        <w:t xml:space="preserve"> 1: </w:t>
+      </w:r>
+      <w:r>
+        <w:rPr>
+          <w:rFonts w:ascii="Consolas" w:eastAsia="Times New Roman" w:hAnsi="Consolas" w:cs="Times New Roman"/>
+          <w:color w:val="CE9178"/>
+          <w:sz w:val="21"/>
+          <w:szCs w:val="21"/>
+          <w:lang w:eastAsia="ru-RU"/>
+        </w:rPr>
+        <w:t>Анализ</w:t>
+      </w:r>
+      <w:r>
+        <w:rPr>
+          <w:rFonts w:ascii="Consolas" w:eastAsia="Times New Roman" w:hAnsi="Consolas" w:cs="Times New Roman"/>
+          <w:color w:val="CE9178"/>
+          <w:sz w:val="21"/>
+          <w:szCs w:val="21"/>
+          <w:lang w:val="en-US" w:eastAsia="ru-RU"/>
+        </w:rPr>
+        <w:t xml:space="preserve"> </w:t>
+      </w:r>
+      <w:r>
+        <w:rPr>
+          <w:rFonts w:ascii="Consolas" w:eastAsia="Times New Roman" w:hAnsi="Consolas" w:cs="Times New Roman"/>
+          <w:color w:val="CE9178"/>
+          <w:sz w:val="21"/>
+          <w:szCs w:val="21"/>
+          <w:lang w:eastAsia="ru-RU"/>
+        </w:rPr>
+        <w:t>корреляции</w:t>
       </w:r>
       <w:r>
         <w:rPr>
@@ -1396,7 +1425,7 @@
           <w:color w:val="E8C9BB"/>
           <w:sz w:val="21"/>
           <w:szCs w:val="21"/>
-          <w:lang w:eastAsia="ru-RU"/>
+          <w:lang w:val="en-US" w:eastAsia="ru-RU"/>
         </w:rPr>
         <w:t>"</w:t>
       </w:r>
@@ -1406,7 +1435,7 @@
           <w:color w:val="B4B4B4"/>
           <w:sz w:val="21"/>
           <w:szCs w:val="21"/>
-          <w:lang w:eastAsia="ru-RU"/>
+          <w:lang w:val="en-US" w:eastAsia="ru-RU"/>
         </w:rPr>
         <w:t>)</w:t>
       </w:r>
@@ -1424,7 +1453,6 @@
         </w:rPr>
       </w:pPr>
       <w:proofErr w:type="spellStart"/>
-      <w:proofErr w:type="gramStart"/>
       <w:r>
         <w:rPr>
           <w:rFonts w:ascii="Consolas" w:eastAsia="Times New Roman" w:hAnsi="Consolas" w:cs="Times New Roman"/>
@@ -1456,7 +1484,6 @@
         <w:t>xlabel</w:t>
       </w:r>
       <w:proofErr w:type="spellEnd"/>
-      <w:proofErr w:type="gramEnd"/>
       <w:r>
         <w:rPr>
           <w:rFonts w:ascii="Consolas" w:eastAsia="Times New Roman" w:hAnsi="Consolas" w:cs="Times New Roman"/>
@@ -1521,7 +1548,6 @@
         </w:rPr>
       </w:pPr>
       <w:proofErr w:type="spellStart"/>
-      <w:proofErr w:type="gramStart"/>
       <w:r>
         <w:rPr>
           <w:rFonts w:ascii="Consolas" w:eastAsia="Times New Roman" w:hAnsi="Consolas" w:cs="Times New Roman"/>
@@ -1553,7 +1579,6 @@
         <w:t>ylabel</w:t>
       </w:r>
       <w:proofErr w:type="spellEnd"/>
-      <w:proofErr w:type="gramEnd"/>
       <w:r>
         <w:rPr>
           <w:rFonts w:ascii="Consolas" w:eastAsia="Times New Roman" w:hAnsi="Consolas" w:cs="Times New Roman"/>
@@ -1618,7 +1643,6 @@
         </w:rPr>
       </w:pPr>
       <w:proofErr w:type="spellStart"/>
-      <w:proofErr w:type="gramStart"/>
       <w:r>
         <w:rPr>
           <w:rFonts w:ascii="Consolas" w:eastAsia="Times New Roman" w:hAnsi="Consolas" w:cs="Times New Roman"/>
@@ -1650,7 +1674,6 @@
         <w:t>grid</w:t>
       </w:r>
       <w:proofErr w:type="spellEnd"/>
-      <w:proofErr w:type="gramEnd"/>
       <w:r>
         <w:rPr>
           <w:rFonts w:ascii="Consolas" w:eastAsia="Times New Roman" w:hAnsi="Consolas" w:cs="Times New Roman"/>
@@ -1675,7 +1698,6 @@
         </w:rPr>
       </w:pPr>
       <w:proofErr w:type="spellStart"/>
-      <w:proofErr w:type="gramStart"/>
       <w:r>
         <w:rPr>
           <w:rFonts w:ascii="Consolas" w:eastAsia="Times New Roman" w:hAnsi="Consolas" w:cs="Times New Roman"/>
@@ -1707,7 +1729,6 @@
         <w:t>show</w:t>
       </w:r>
       <w:proofErr w:type="spellEnd"/>
-      <w:proofErr w:type="gramEnd"/>
       <w:r>
         <w:rPr>
           <w:rFonts w:ascii="Consolas" w:eastAsia="Times New Roman" w:hAnsi="Consolas" w:cs="Times New Roman"/>
@@ -1787,7 +1808,6 @@
         <w:t xml:space="preserve"> </w:t>
       </w:r>
       <w:proofErr w:type="spellStart"/>
-      <w:proofErr w:type="gramStart"/>
       <w:r>
         <w:rPr>
           <w:rFonts w:ascii="Consolas" w:eastAsia="Times New Roman" w:hAnsi="Consolas" w:cs="Times New Roman"/>
@@ -1819,7 +1839,6 @@
         <w:t>corrcoef</w:t>
       </w:r>
       <w:proofErr w:type="spellEnd"/>
-      <w:proofErr w:type="gramEnd"/>
       <w:r>
         <w:rPr>
           <w:rFonts w:ascii="Consolas" w:eastAsia="Times New Roman" w:hAnsi="Consolas" w:cs="Times New Roman"/>
@@ -1943,7 +1962,6 @@
           <w:lang w:val="en-US" w:eastAsia="ru-RU"/>
         </w:rPr>
       </w:pPr>
-      <w:proofErr w:type="gramStart"/>
       <w:r>
         <w:rPr>
           <w:rFonts w:ascii="Consolas" w:eastAsia="Times New Roman" w:hAnsi="Consolas" w:cs="Times New Roman"/>
@@ -1964,7 +1982,6 @@
         </w:rPr>
         <w:t>(</w:t>
       </w:r>
-      <w:proofErr w:type="gramEnd"/>
       <w:r>
         <w:rPr>
           <w:rFonts w:ascii="Consolas" w:eastAsia="Times New Roman" w:hAnsi="Consolas" w:cs="Times New Roman"/>
@@ -2249,7 +2266,6 @@
         <w:t xml:space="preserve">    </w:t>
       </w:r>
       <w:proofErr w:type="spellStart"/>
-      <w:proofErr w:type="gramStart"/>
       <w:r>
         <w:rPr>
           <w:rFonts w:ascii="Consolas" w:eastAsia="Times New Roman" w:hAnsi="Consolas" w:cs="Times New Roman"/>
@@ -2271,7 +2287,6 @@
         </w:rPr>
         <w:t>(</w:t>
       </w:r>
-      <w:proofErr w:type="gramEnd"/>
       <w:r>
         <w:rPr>
           <w:rFonts w:ascii="Consolas" w:eastAsia="Times New Roman" w:hAnsi="Consolas" w:cs="Times New Roman"/>
@@ -2348,7 +2363,6 @@
         <w:t xml:space="preserve"> </w:t>
       </w:r>
       <w:proofErr w:type="spellStart"/>
-      <w:proofErr w:type="gramStart"/>
       <w:r>
         <w:rPr>
           <w:rFonts w:ascii="Consolas" w:eastAsia="Times New Roman" w:hAnsi="Consolas" w:cs="Times New Roman"/>
@@ -2380,7 +2394,6 @@
         </w:rPr>
         <w:t>&gt;</w:t>
       </w:r>
-      <w:proofErr w:type="gramEnd"/>
       <w:r>
         <w:rPr>
           <w:rFonts w:ascii="Consolas" w:eastAsia="Times New Roman" w:hAnsi="Consolas" w:cs="Times New Roman"/>
@@ -2435,7 +2448,6 @@
         <w:t xml:space="preserve">    </w:t>
       </w:r>
       <w:proofErr w:type="spellStart"/>
-      <w:proofErr w:type="gramStart"/>
       <w:r>
         <w:rPr>
           <w:rFonts w:ascii="Consolas" w:eastAsia="Times New Roman" w:hAnsi="Consolas" w:cs="Times New Roman"/>
@@ -2457,7 +2469,6 @@
         </w:rPr>
         <w:t>(</w:t>
       </w:r>
-      <w:proofErr w:type="gramEnd"/>
       <w:r>
         <w:rPr>
           <w:rFonts w:ascii="Consolas" w:eastAsia="Times New Roman" w:hAnsi="Consolas" w:cs="Times New Roman"/>
@@ -2534,7 +2545,6 @@
         <w:t xml:space="preserve"> </w:t>
       </w:r>
       <w:proofErr w:type="spellStart"/>
-      <w:proofErr w:type="gramStart"/>
       <w:r>
         <w:rPr>
           <w:rFonts w:ascii="Consolas" w:eastAsia="Times New Roman" w:hAnsi="Consolas" w:cs="Times New Roman"/>
@@ -2566,7 +2576,6 @@
         </w:rPr>
         <w:t>&gt;</w:t>
       </w:r>
-      <w:proofErr w:type="gramEnd"/>
       <w:r>
         <w:rPr>
           <w:rFonts w:ascii="Consolas" w:eastAsia="Times New Roman" w:hAnsi="Consolas" w:cs="Times New Roman"/>
@@ -2621,7 +2630,6 @@
         <w:t xml:space="preserve">    </w:t>
       </w:r>
       <w:proofErr w:type="spellStart"/>
-      <w:proofErr w:type="gramStart"/>
       <w:r>
         <w:rPr>
           <w:rFonts w:ascii="Consolas" w:eastAsia="Times New Roman" w:hAnsi="Consolas" w:cs="Times New Roman"/>
@@ -2643,7 +2651,6 @@
         </w:rPr>
         <w:t>(</w:t>
       </w:r>
-      <w:proofErr w:type="gramEnd"/>
       <w:r>
         <w:rPr>
           <w:rFonts w:ascii="Consolas" w:eastAsia="Times New Roman" w:hAnsi="Consolas" w:cs="Times New Roman"/>
@@ -2743,7 +2750,6 @@
         <w:t xml:space="preserve">    </w:t>
       </w:r>
       <w:proofErr w:type="spellStart"/>
-      <w:proofErr w:type="gramStart"/>
       <w:r>
         <w:rPr>
           <w:rFonts w:ascii="Consolas" w:eastAsia="Times New Roman" w:hAnsi="Consolas" w:cs="Times New Roman"/>
@@ -2765,7 +2771,6 @@
         </w:rPr>
         <w:t>(</w:t>
       </w:r>
-      <w:proofErr w:type="gramEnd"/>
       <w:r>
         <w:rPr>
           <w:rFonts w:ascii="Consolas" w:eastAsia="Times New Roman" w:hAnsi="Consolas" w:cs="Times New Roman"/>
@@ -3071,7 +3076,6 @@
         <w:t xml:space="preserve"> </w:t>
       </w:r>
       <w:proofErr w:type="spellStart"/>
-      <w:proofErr w:type="gramStart"/>
       <w:r>
         <w:rPr>
           <w:rFonts w:ascii="Consolas" w:eastAsia="Times New Roman" w:hAnsi="Consolas" w:cs="Times New Roman"/>
@@ -3103,7 +3107,6 @@
         <w:t>pyplot</w:t>
       </w:r>
       <w:proofErr w:type="spellEnd"/>
-      <w:proofErr w:type="gramEnd"/>
       <w:r>
         <w:rPr>
           <w:rFonts w:ascii="Consolas" w:eastAsia="Times New Roman" w:hAnsi="Consolas" w:cs="Times New Roman"/>
@@ -3213,7 +3216,6 @@
         <w:t xml:space="preserve"> </w:t>
       </w:r>
       <w:proofErr w:type="spellStart"/>
-      <w:proofErr w:type="gramStart"/>
       <w:r>
         <w:rPr>
           <w:rFonts w:ascii="Consolas" w:eastAsia="Times New Roman" w:hAnsi="Consolas" w:cs="Times New Roman"/>
@@ -3245,7 +3247,6 @@
         <w:t>array</w:t>
       </w:r>
       <w:proofErr w:type="spellEnd"/>
-      <w:proofErr w:type="gramEnd"/>
       <w:r>
         <w:rPr>
           <w:rFonts w:ascii="Consolas" w:eastAsia="Times New Roman" w:hAnsi="Consolas" w:cs="Times New Roman"/>
@@ -3480,7 +3481,6 @@
         <w:t xml:space="preserve"> </w:t>
       </w:r>
       <w:proofErr w:type="spellStart"/>
-      <w:proofErr w:type="gramStart"/>
       <w:r>
         <w:rPr>
           <w:rFonts w:ascii="Consolas" w:eastAsia="Times New Roman" w:hAnsi="Consolas" w:cs="Times New Roman"/>
@@ -3512,7 +3512,6 @@
         <w:t>array</w:t>
       </w:r>
       <w:proofErr w:type="spellEnd"/>
-      <w:proofErr w:type="gramEnd"/>
       <w:r>
         <w:rPr>
           <w:rFonts w:ascii="Consolas" w:eastAsia="Times New Roman" w:hAnsi="Consolas" w:cs="Times New Roman"/>
@@ -3762,7 +3761,6 @@
         <w:t xml:space="preserve"> </w:t>
       </w:r>
       <w:proofErr w:type="spellStart"/>
-      <w:proofErr w:type="gramStart"/>
       <w:r>
         <w:rPr>
           <w:rFonts w:ascii="Consolas" w:eastAsia="Times New Roman" w:hAnsi="Consolas" w:cs="Times New Roman"/>
@@ -3794,7 +3792,6 @@
         <w:t>append</w:t>
       </w:r>
       <w:proofErr w:type="spellEnd"/>
-      <w:proofErr w:type="gramEnd"/>
       <w:r>
         <w:rPr>
           <w:rFonts w:ascii="Consolas" w:eastAsia="Times New Roman" w:hAnsi="Consolas" w:cs="Times New Roman"/>
@@ -3911,7 +3908,6 @@
         <w:t xml:space="preserve"> </w:t>
       </w:r>
       <w:proofErr w:type="spellStart"/>
-      <w:proofErr w:type="gramStart"/>
       <w:r>
         <w:rPr>
           <w:rFonts w:ascii="Consolas" w:eastAsia="Times New Roman" w:hAnsi="Consolas" w:cs="Times New Roman"/>
@@ -3943,7 +3939,6 @@
         <w:t>append</w:t>
       </w:r>
       <w:proofErr w:type="spellEnd"/>
-      <w:proofErr w:type="gramEnd"/>
       <w:r>
         <w:rPr>
           <w:rFonts w:ascii="Consolas" w:eastAsia="Times New Roman" w:hAnsi="Consolas" w:cs="Times New Roman"/>
@@ -4031,7 +4026,6 @@
         </w:rPr>
       </w:pPr>
       <w:proofErr w:type="spellStart"/>
-      <w:proofErr w:type="gramStart"/>
       <w:r>
         <w:rPr>
           <w:rFonts w:ascii="Consolas" w:eastAsia="Times New Roman" w:hAnsi="Consolas" w:cs="Times New Roman"/>
@@ -4063,7 +4057,6 @@
         <w:t>figure</w:t>
       </w:r>
       <w:proofErr w:type="spellEnd"/>
-      <w:proofErr w:type="gramEnd"/>
       <w:r>
         <w:rPr>
           <w:rFonts w:ascii="Consolas" w:eastAsia="Times New Roman" w:hAnsi="Consolas" w:cs="Times New Roman"/>
@@ -4088,7 +4081,6 @@
         </w:rPr>
       </w:pPr>
       <w:proofErr w:type="spellStart"/>
-      <w:proofErr w:type="gramStart"/>
       <w:r>
         <w:rPr>
           <w:rFonts w:ascii="Consolas" w:eastAsia="Times New Roman" w:hAnsi="Consolas" w:cs="Times New Roman"/>
@@ -4120,7 +4112,6 @@
         <w:t>scatter</w:t>
       </w:r>
       <w:proofErr w:type="spellEnd"/>
-      <w:proofErr w:type="gramEnd"/>
       <w:r>
         <w:rPr>
           <w:rFonts w:ascii="Consolas" w:eastAsia="Times New Roman" w:hAnsi="Consolas" w:cs="Times New Roman"/>
@@ -4199,7 +4190,6 @@
         </w:rPr>
       </w:pPr>
       <w:proofErr w:type="spellStart"/>
-      <w:proofErr w:type="gramStart"/>
       <w:r>
         <w:rPr>
           <w:rFonts w:ascii="Consolas" w:eastAsia="Times New Roman" w:hAnsi="Consolas" w:cs="Times New Roman"/>
@@ -4231,7 +4221,6 @@
         <w:t>title</w:t>
       </w:r>
       <w:proofErr w:type="spellEnd"/>
-      <w:proofErr w:type="gramEnd"/>
       <w:r>
         <w:rPr>
           <w:rFonts w:ascii="Consolas" w:eastAsia="Times New Roman" w:hAnsi="Consolas" w:cs="Times New Roman"/>
@@ -4296,7 +4285,6 @@
         </w:rPr>
       </w:pPr>
       <w:proofErr w:type="spellStart"/>
-      <w:proofErr w:type="gramStart"/>
       <w:r>
         <w:rPr>
           <w:rFonts w:ascii="Consolas" w:eastAsia="Times New Roman" w:hAnsi="Consolas" w:cs="Times New Roman"/>
@@ -4328,7 +4316,6 @@
         <w:t>xlabel</w:t>
       </w:r>
       <w:proofErr w:type="spellEnd"/>
-      <w:proofErr w:type="gramEnd"/>
       <w:r>
         <w:rPr>
           <w:rFonts w:ascii="Consolas" w:eastAsia="Times New Roman" w:hAnsi="Consolas" w:cs="Times New Roman"/>
@@ -4393,7 +4380,6 @@
         </w:rPr>
       </w:pPr>
       <w:proofErr w:type="spellStart"/>
-      <w:proofErr w:type="gramStart"/>
       <w:r>
         <w:rPr>
           <w:rFonts w:ascii="Consolas" w:eastAsia="Times New Roman" w:hAnsi="Consolas" w:cs="Times New Roman"/>
@@ -4425,7 +4411,6 @@
         <w:t>ylabel</w:t>
       </w:r>
       <w:proofErr w:type="spellEnd"/>
-      <w:proofErr w:type="gramEnd"/>
       <w:r>
         <w:rPr>
           <w:rFonts w:ascii="Consolas" w:eastAsia="Times New Roman" w:hAnsi="Consolas" w:cs="Times New Roman"/>
@@ -4490,7 +4475,6 @@
         </w:rPr>
       </w:pPr>
       <w:proofErr w:type="spellStart"/>
-      <w:proofErr w:type="gramStart"/>
       <w:r>
         <w:rPr>
           <w:rFonts w:ascii="Consolas" w:eastAsia="Times New Roman" w:hAnsi="Consolas" w:cs="Times New Roman"/>
@@ -4522,7 +4506,6 @@
         <w:t>grid</w:t>
       </w:r>
       <w:proofErr w:type="spellEnd"/>
-      <w:proofErr w:type="gramEnd"/>
       <w:r>
         <w:rPr>
           <w:rFonts w:ascii="Consolas" w:eastAsia="Times New Roman" w:hAnsi="Consolas" w:cs="Times New Roman"/>
@@ -4547,7 +4530,6 @@
         </w:rPr>
       </w:pPr>
       <w:proofErr w:type="spellStart"/>
-      <w:proofErr w:type="gramStart"/>
       <w:r>
         <w:rPr>
           <w:rFonts w:ascii="Consolas" w:eastAsia="Times New Roman" w:hAnsi="Consolas" w:cs="Times New Roman"/>
@@ -4579,7 +4561,6 @@
         <w:t>show</w:t>
       </w:r>
       <w:proofErr w:type="spellEnd"/>
-      <w:proofErr w:type="gramEnd"/>
       <w:r>
         <w:rPr>
           <w:rFonts w:ascii="Consolas" w:eastAsia="Times New Roman" w:hAnsi="Consolas" w:cs="Times New Roman"/>
@@ -4616,7 +4597,6 @@
           <w:lang w:val="en-US" w:eastAsia="ru-RU"/>
         </w:rPr>
       </w:pPr>
-      <w:proofErr w:type="gramStart"/>
       <w:r>
         <w:rPr>
           <w:rFonts w:ascii="Consolas" w:eastAsia="Times New Roman" w:hAnsi="Consolas" w:cs="Times New Roman"/>
@@ -4637,7 +4617,6 @@
         </w:rPr>
         <w:t>(</w:t>
       </w:r>
-      <w:proofErr w:type="gramEnd"/>
       <w:r>
         <w:rPr>
           <w:rFonts w:ascii="Consolas" w:eastAsia="Times New Roman" w:hAnsi="Consolas" w:cs="Times New Roman"/>
@@ -4722,7 +4701,6 @@
         </w:rPr>
       </w:pPr>
       <w:proofErr w:type="spellStart"/>
-      <w:proofErr w:type="gramStart"/>
       <w:r>
         <w:rPr>
           <w:rFonts w:ascii="Consolas" w:eastAsia="Times New Roman" w:hAnsi="Consolas" w:cs="Times New Roman"/>
@@ -4744,7 +4722,6 @@
         </w:rPr>
         <w:t>(</w:t>
       </w:r>
-      <w:proofErr w:type="gramEnd"/>
       <w:r>
         <w:rPr>
           <w:rFonts w:ascii="Consolas" w:eastAsia="Times New Roman" w:hAnsi="Consolas" w:cs="Times New Roman"/>
@@ -4799,7 +4776,6 @@
         </w:rPr>
       </w:pPr>
       <w:proofErr w:type="spellStart"/>
-      <w:proofErr w:type="gramStart"/>
       <w:r>
         <w:rPr>
           <w:rFonts w:ascii="Consolas" w:eastAsia="Times New Roman" w:hAnsi="Consolas" w:cs="Times New Roman"/>
@@ -4821,7 +4797,6 @@
         </w:rPr>
         <w:t>(</w:t>
       </w:r>
-      <w:proofErr w:type="gramEnd"/>
       <w:r>
         <w:rPr>
           <w:rFonts w:ascii="Consolas" w:eastAsia="Times New Roman" w:hAnsi="Consolas" w:cs="Times New Roman"/>
@@ -5016,7 +4991,7 @@
           <w:color w:val="DADADA"/>
           <w:sz w:val="21"/>
           <w:szCs w:val="21"/>
-          <w:lang w:val="en-US" w:eastAsia="ru-RU"/>
+          <w:lang w:eastAsia="ru-RU"/>
         </w:rPr>
       </w:pPr>
       <w:r>
@@ -5035,7 +5010,7 @@
           <w:color w:val="DADADA"/>
           <w:sz w:val="21"/>
           <w:szCs w:val="21"/>
-          <w:lang w:val="en-US" w:eastAsia="ru-RU"/>
+          <w:lang w:eastAsia="ru-RU"/>
         </w:rPr>
         <w:t xml:space="preserve"> </w:t>
       </w:r>
@@ -5057,7 +5032,7 @@
           <w:color w:val="DADADA"/>
           <w:sz w:val="21"/>
           <w:szCs w:val="21"/>
-          <w:lang w:val="en-US" w:eastAsia="ru-RU"/>
+          <w:lang w:eastAsia="ru-RU"/>
         </w:rPr>
         <w:t xml:space="preserve"> </w:t>
       </w:r>
@@ -5077,7 +5052,7 @@
           <w:color w:val="DADADA"/>
           <w:sz w:val="21"/>
           <w:szCs w:val="21"/>
-          <w:lang w:val="en-US" w:eastAsia="ru-RU"/>
+          <w:lang w:eastAsia="ru-RU"/>
         </w:rPr>
         <w:t xml:space="preserve"> </w:t>
       </w:r>
@@ -5125,7 +5100,6 @@
         <w:t xml:space="preserve"> </w:t>
       </w:r>
       <w:proofErr w:type="spellStart"/>
-      <w:proofErr w:type="gramStart"/>
       <w:r>
         <w:rPr>
           <w:rFonts w:ascii="Consolas" w:eastAsia="Times New Roman" w:hAnsi="Consolas" w:cs="Times New Roman"/>
@@ -5157,7 +5131,6 @@
         <w:t>pyplot</w:t>
       </w:r>
       <w:proofErr w:type="spellEnd"/>
-      <w:proofErr w:type="gramEnd"/>
       <w:r>
         <w:rPr>
           <w:rFonts w:ascii="Consolas" w:eastAsia="Times New Roman" w:hAnsi="Consolas" w:cs="Times New Roman"/>
@@ -5267,7 +5240,6 @@
         <w:t xml:space="preserve"> </w:t>
       </w:r>
       <w:proofErr w:type="spellStart"/>
-      <w:proofErr w:type="gramStart"/>
       <w:r>
         <w:rPr>
           <w:rFonts w:ascii="Consolas" w:eastAsia="Times New Roman" w:hAnsi="Consolas" w:cs="Times New Roman"/>
@@ -5299,7 +5271,6 @@
         <w:t>array</w:t>
       </w:r>
       <w:proofErr w:type="spellEnd"/>
-      <w:proofErr w:type="gramEnd"/>
       <w:r>
         <w:rPr>
           <w:rFonts w:ascii="Consolas" w:eastAsia="Times New Roman" w:hAnsi="Consolas" w:cs="Times New Roman"/>
@@ -5654,7 +5625,6 @@
         <w:t xml:space="preserve"> </w:t>
       </w:r>
       <w:proofErr w:type="spellStart"/>
-      <w:proofErr w:type="gramStart"/>
       <w:r>
         <w:rPr>
           <w:rFonts w:ascii="Consolas" w:eastAsia="Times New Roman" w:hAnsi="Consolas" w:cs="Times New Roman"/>
@@ -5686,7 +5656,6 @@
         <w:t>array</w:t>
       </w:r>
       <w:proofErr w:type="spellEnd"/>
-      <w:proofErr w:type="gramEnd"/>
       <w:r>
         <w:rPr>
           <w:rFonts w:ascii="Consolas" w:eastAsia="Times New Roman" w:hAnsi="Consolas" w:cs="Times New Roman"/>
@@ -6014,7 +5983,6 @@
         </w:rPr>
       </w:pPr>
       <w:proofErr w:type="spellStart"/>
-      <w:proofErr w:type="gramStart"/>
       <w:r>
         <w:rPr>
           <w:rFonts w:ascii="Consolas" w:eastAsia="Times New Roman" w:hAnsi="Consolas" w:cs="Times New Roman"/>
@@ -6046,7 +6014,6 @@
         <w:t>figure</w:t>
       </w:r>
       <w:proofErr w:type="spellEnd"/>
-      <w:proofErr w:type="gramEnd"/>
       <w:r>
         <w:rPr>
           <w:rFonts w:ascii="Consolas" w:eastAsia="Times New Roman" w:hAnsi="Consolas" w:cs="Times New Roman"/>
@@ -6067,11 +6034,10 @@
           <w:color w:val="DADADA"/>
           <w:sz w:val="21"/>
           <w:szCs w:val="21"/>
-          <w:lang w:val="en-US" w:eastAsia="ru-RU"/>
+          <w:lang w:eastAsia="ru-RU"/>
         </w:rPr>
       </w:pPr>
       <w:proofErr w:type="spellStart"/>
-      <w:proofErr w:type="gramStart"/>
       <w:r>
         <w:rPr>
           <w:rFonts w:ascii="Consolas" w:eastAsia="Times New Roman" w:hAnsi="Consolas" w:cs="Times New Roman"/>
@@ -6082,13 +6048,14 @@
         </w:rPr>
         <w:t>plt</w:t>
       </w:r>
-      <w:r>
-        <w:rPr>
-          <w:rFonts w:ascii="Consolas" w:eastAsia="Times New Roman" w:hAnsi="Consolas" w:cs="Times New Roman"/>
-          <w:color w:val="B4B4B4"/>
-          <w:sz w:val="21"/>
-          <w:szCs w:val="21"/>
-          <w:lang w:val="en-US" w:eastAsia="ru-RU"/>
+      <w:proofErr w:type="spellEnd"/>
+      <w:r>
+        <w:rPr>
+          <w:rFonts w:ascii="Consolas" w:eastAsia="Times New Roman" w:hAnsi="Consolas" w:cs="Times New Roman"/>
+          <w:color w:val="B4B4B4"/>
+          <w:sz w:val="21"/>
+          <w:szCs w:val="21"/>
+          <w:lang w:eastAsia="ru-RU"/>
         </w:rPr>
         <w:t>.</w:t>
       </w:r>
@@ -6102,15 +6069,13 @@
         </w:rPr>
         <w:t>scatter</w:t>
       </w:r>
-      <w:proofErr w:type="spellEnd"/>
-      <w:proofErr w:type="gramEnd"/>
-      <w:r>
-        <w:rPr>
-          <w:rFonts w:ascii="Consolas" w:eastAsia="Times New Roman" w:hAnsi="Consolas" w:cs="Times New Roman"/>
-          <w:color w:val="B4B4B4"/>
-          <w:sz w:val="21"/>
-          <w:szCs w:val="21"/>
-          <w:lang w:val="en-US" w:eastAsia="ru-RU"/>
+      <w:r>
+        <w:rPr>
+          <w:rFonts w:ascii="Consolas" w:eastAsia="Times New Roman" w:hAnsi="Consolas" w:cs="Times New Roman"/>
+          <w:color w:val="B4B4B4"/>
+          <w:sz w:val="21"/>
+          <w:szCs w:val="21"/>
+          <w:lang w:eastAsia="ru-RU"/>
         </w:rPr>
         <w:t>(</w:t>
       </w:r>
@@ -6130,7 +6095,7 @@
           <w:color w:val="B4B4B4"/>
           <w:sz w:val="21"/>
           <w:szCs w:val="21"/>
-          <w:lang w:val="en-US" w:eastAsia="ru-RU"/>
+          <w:lang w:eastAsia="ru-RU"/>
         </w:rPr>
         <w:t>,</w:t>
       </w:r>
@@ -6140,7 +6105,7 @@
           <w:color w:val="DADADA"/>
           <w:sz w:val="21"/>
           <w:szCs w:val="21"/>
-          <w:lang w:val="en-US" w:eastAsia="ru-RU"/>
+          <w:lang w:eastAsia="ru-RU"/>
         </w:rPr>
         <w:t xml:space="preserve"> </w:t>
       </w:r>
@@ -6160,7 +6125,7 @@
           <w:color w:val="B4B4B4"/>
           <w:sz w:val="21"/>
           <w:szCs w:val="21"/>
-          <w:lang w:val="en-US" w:eastAsia="ru-RU"/>
+          <w:lang w:eastAsia="ru-RU"/>
         </w:rPr>
         <w:t>)</w:t>
       </w:r>
@@ -6178,7 +6143,6 @@
         </w:rPr>
       </w:pPr>
       <w:proofErr w:type="spellStart"/>
-      <w:proofErr w:type="gramStart"/>
       <w:r>
         <w:rPr>
           <w:rFonts w:ascii="Consolas" w:eastAsia="Times New Roman" w:hAnsi="Consolas" w:cs="Times New Roman"/>
@@ -6210,7 +6174,6 @@
         <w:t>title</w:t>
       </w:r>
       <w:proofErr w:type="spellEnd"/>
-      <w:proofErr w:type="gramEnd"/>
       <w:r>
         <w:rPr>
           <w:rFonts w:ascii="Consolas" w:eastAsia="Times New Roman" w:hAnsi="Consolas" w:cs="Times New Roman"/>
@@ -6275,7 +6238,6 @@
         </w:rPr>
       </w:pPr>
       <w:proofErr w:type="spellStart"/>
-      <w:proofErr w:type="gramStart"/>
       <w:r>
         <w:rPr>
           <w:rFonts w:ascii="Consolas" w:eastAsia="Times New Roman" w:hAnsi="Consolas" w:cs="Times New Roman"/>
@@ -6307,7 +6269,6 @@
         <w:t>xlabel</w:t>
       </w:r>
       <w:proofErr w:type="spellEnd"/>
-      <w:proofErr w:type="gramEnd"/>
       <w:r>
         <w:rPr>
           <w:rFonts w:ascii="Consolas" w:eastAsia="Times New Roman" w:hAnsi="Consolas" w:cs="Times New Roman"/>
@@ -6372,7 +6333,6 @@
         </w:rPr>
       </w:pPr>
       <w:proofErr w:type="spellStart"/>
-      <w:proofErr w:type="gramStart"/>
       <w:r>
         <w:rPr>
           <w:rFonts w:ascii="Consolas" w:eastAsia="Times New Roman" w:hAnsi="Consolas" w:cs="Times New Roman"/>
@@ -6404,7 +6364,6 @@
         <w:t>ylabel</w:t>
       </w:r>
       <w:proofErr w:type="spellEnd"/>
-      <w:proofErr w:type="gramEnd"/>
       <w:r>
         <w:rPr>
           <w:rFonts w:ascii="Consolas" w:eastAsia="Times New Roman" w:hAnsi="Consolas" w:cs="Times New Roman"/>
@@ -6469,7 +6428,6 @@
         </w:rPr>
       </w:pPr>
       <w:proofErr w:type="spellStart"/>
-      <w:proofErr w:type="gramStart"/>
       <w:r>
         <w:rPr>
           <w:rFonts w:ascii="Consolas" w:eastAsia="Times New Roman" w:hAnsi="Consolas" w:cs="Times New Roman"/>
@@ -6501,7 +6459,6 @@
         <w:t>grid</w:t>
       </w:r>
       <w:proofErr w:type="spellEnd"/>
-      <w:proofErr w:type="gramEnd"/>
       <w:r>
         <w:rPr>
           <w:rFonts w:ascii="Consolas" w:eastAsia="Times New Roman" w:hAnsi="Consolas" w:cs="Times New Roman"/>
@@ -6526,7 +6483,6 @@
         </w:rPr>
       </w:pPr>
       <w:proofErr w:type="spellStart"/>
-      <w:proofErr w:type="gramStart"/>
       <w:r>
         <w:rPr>
           <w:rFonts w:ascii="Consolas" w:eastAsia="Times New Roman" w:hAnsi="Consolas" w:cs="Times New Roman"/>
@@ -6558,7 +6514,6 @@
         <w:t>show</w:t>
       </w:r>
       <w:proofErr w:type="spellEnd"/>
-      <w:proofErr w:type="gramEnd"/>
       <w:r>
         <w:rPr>
           <w:rFonts w:ascii="Consolas" w:eastAsia="Times New Roman" w:hAnsi="Consolas" w:cs="Times New Roman"/>
@@ -6596,7 +6551,6 @@
         </w:rPr>
       </w:pPr>
       <w:proofErr w:type="spellStart"/>
-      <w:proofErr w:type="gramStart"/>
       <w:r>
         <w:rPr>
           <w:rFonts w:ascii="Consolas" w:eastAsia="Times New Roman" w:hAnsi="Consolas" w:cs="Times New Roman"/>
@@ -6618,7 +6572,6 @@
         </w:rPr>
         <w:t>(</w:t>
       </w:r>
-      <w:proofErr w:type="gramEnd"/>
       <w:r>
         <w:rPr>
           <w:rFonts w:ascii="Consolas" w:eastAsia="Times New Roman" w:hAnsi="Consolas" w:cs="Times New Roman"/>
@@ -6673,7 +6626,6 @@
         </w:rPr>
       </w:pPr>
       <w:proofErr w:type="spellStart"/>
-      <w:proofErr w:type="gramStart"/>
       <w:r>
         <w:rPr>
           <w:rFonts w:ascii="Consolas" w:eastAsia="Times New Roman" w:hAnsi="Consolas" w:cs="Times New Roman"/>
@@ -6695,7 +6647,6 @@
         </w:rPr>
         <w:t>(</w:t>
       </w:r>
-      <w:proofErr w:type="gramEnd"/>
       <w:r>
         <w:rPr>
           <w:rFonts w:ascii="Consolas" w:eastAsia="Times New Roman" w:hAnsi="Consolas" w:cs="Times New Roman"/>
@@ -6964,7 +6915,6 @@
         <w:t xml:space="preserve"> </w:t>
       </w:r>
       <w:proofErr w:type="spellStart"/>
-      <w:proofErr w:type="gramStart"/>
       <w:r>
         <w:rPr>
           <w:rFonts w:ascii="Consolas" w:eastAsia="Times New Roman" w:hAnsi="Consolas" w:cs="Times New Roman"/>
@@ -6996,7 +6946,6 @@
         <w:t>pyplot</w:t>
       </w:r>
       <w:proofErr w:type="spellEnd"/>
-      <w:proofErr w:type="gramEnd"/>
       <w:r>
         <w:rPr>
           <w:rFonts w:ascii="Consolas" w:eastAsia="Times New Roman" w:hAnsi="Consolas" w:cs="Times New Roman"/>
@@ -7151,7 +7100,6 @@
         <w:t xml:space="preserve"> </w:t>
       </w:r>
       <w:proofErr w:type="spellStart"/>
-      <w:proofErr w:type="gramStart"/>
       <w:r>
         <w:rPr>
           <w:rFonts w:ascii="Consolas" w:eastAsia="Times New Roman" w:hAnsi="Consolas" w:cs="Times New Roman"/>
@@ -7183,7 +7131,6 @@
         <w:t>array</w:t>
       </w:r>
       <w:proofErr w:type="spellEnd"/>
-      <w:proofErr w:type="gramEnd"/>
       <w:r>
         <w:rPr>
           <w:rFonts w:ascii="Consolas" w:eastAsia="Times New Roman" w:hAnsi="Consolas" w:cs="Times New Roman"/>
@@ -7390,7 +7337,6 @@
         <w:t xml:space="preserve"> </w:t>
       </w:r>
       <w:proofErr w:type="spellStart"/>
-      <w:proofErr w:type="gramStart"/>
       <w:r>
         <w:rPr>
           <w:rFonts w:ascii="Consolas" w:eastAsia="Times New Roman" w:hAnsi="Consolas" w:cs="Times New Roman"/>
@@ -7422,7 +7368,6 @@
         <w:t>array</w:t>
       </w:r>
       <w:proofErr w:type="spellEnd"/>
-      <w:proofErr w:type="gramEnd"/>
       <w:r>
         <w:rPr>
           <w:rFonts w:ascii="Consolas" w:eastAsia="Times New Roman" w:hAnsi="Consolas" w:cs="Times New Roman"/>
@@ -7685,7 +7630,6 @@
         <w:t xml:space="preserve"> </w:t>
       </w:r>
       <w:proofErr w:type="spellStart"/>
-      <w:proofErr w:type="gramStart"/>
       <w:r>
         <w:rPr>
           <w:rFonts w:ascii="Consolas" w:eastAsia="Times New Roman" w:hAnsi="Consolas" w:cs="Times New Roman"/>
@@ -7717,7 +7661,6 @@
         <w:t>array</w:t>
       </w:r>
       <w:proofErr w:type="spellEnd"/>
-      <w:proofErr w:type="gramEnd"/>
       <w:r>
         <w:rPr>
           <w:rFonts w:ascii="Consolas" w:eastAsia="Times New Roman" w:hAnsi="Consolas" w:cs="Times New Roman"/>
@@ -7924,7 +7867,6 @@
         <w:t xml:space="preserve"> </w:t>
       </w:r>
       <w:proofErr w:type="spellStart"/>
-      <w:proofErr w:type="gramStart"/>
       <w:r>
         <w:rPr>
           <w:rFonts w:ascii="Consolas" w:eastAsia="Times New Roman" w:hAnsi="Consolas" w:cs="Times New Roman"/>
@@ -7956,7 +7898,6 @@
         <w:t>array</w:t>
       </w:r>
       <w:proofErr w:type="spellEnd"/>
-      <w:proofErr w:type="gramEnd"/>
       <w:r>
         <w:rPr>
           <w:rFonts w:ascii="Consolas" w:eastAsia="Times New Roman" w:hAnsi="Consolas" w:cs="Times New Roman"/>
@@ -8134,7 +8075,6 @@
         </w:rPr>
       </w:pPr>
       <w:proofErr w:type="spellStart"/>
-      <w:proofErr w:type="gramStart"/>
       <w:r>
         <w:rPr>
           <w:rFonts w:ascii="Consolas" w:eastAsia="Times New Roman" w:hAnsi="Consolas" w:cs="Times New Roman"/>
@@ -8166,7 +8106,6 @@
         <w:t>figure</w:t>
       </w:r>
       <w:proofErr w:type="spellEnd"/>
-      <w:proofErr w:type="gramEnd"/>
       <w:r>
         <w:rPr>
           <w:rFonts w:ascii="Consolas" w:eastAsia="Times New Roman" w:hAnsi="Consolas" w:cs="Times New Roman"/>
@@ -8191,7 +8130,6 @@
         </w:rPr>
       </w:pPr>
       <w:proofErr w:type="spellStart"/>
-      <w:proofErr w:type="gramStart"/>
       <w:r>
         <w:rPr>
           <w:rFonts w:ascii="Consolas" w:eastAsia="Times New Roman" w:hAnsi="Consolas" w:cs="Times New Roman"/>
@@ -8223,7 +8161,6 @@
         <w:t>scatter</w:t>
       </w:r>
       <w:proofErr w:type="spellEnd"/>
-      <w:proofErr w:type="gramEnd"/>
       <w:r>
         <w:rPr>
           <w:rFonts w:ascii="Consolas" w:eastAsia="Times New Roman" w:hAnsi="Consolas" w:cs="Times New Roman"/>
@@ -8452,7 +8389,6 @@
         </w:rPr>
       </w:pPr>
       <w:proofErr w:type="spellStart"/>
-      <w:proofErr w:type="gramStart"/>
       <w:r>
         <w:rPr>
           <w:rFonts w:ascii="Consolas" w:eastAsia="Times New Roman" w:hAnsi="Consolas" w:cs="Times New Roman"/>
@@ -8484,7 +8420,6 @@
         <w:t>scatter</w:t>
       </w:r>
       <w:proofErr w:type="spellEnd"/>
-      <w:proofErr w:type="gramEnd"/>
       <w:r>
         <w:rPr>
           <w:rFonts w:ascii="Consolas" w:eastAsia="Times New Roman" w:hAnsi="Consolas" w:cs="Times New Roman"/>
@@ -8713,7 +8648,6 @@
         </w:rPr>
       </w:pPr>
       <w:proofErr w:type="spellStart"/>
-      <w:proofErr w:type="gramStart"/>
       <w:r>
         <w:rPr>
           <w:rFonts w:ascii="Consolas" w:eastAsia="Times New Roman" w:hAnsi="Consolas" w:cs="Times New Roman"/>
@@ -8745,7 +8679,6 @@
         <w:t>title</w:t>
       </w:r>
       <w:proofErr w:type="spellEnd"/>
-      <w:proofErr w:type="gramEnd"/>
       <w:r>
         <w:rPr>
           <w:rFonts w:ascii="Consolas" w:eastAsia="Times New Roman" w:hAnsi="Consolas" w:cs="Times New Roman"/>
@@ -8810,7 +8743,6 @@
         </w:rPr>
       </w:pPr>
       <w:proofErr w:type="spellStart"/>
-      <w:proofErr w:type="gramStart"/>
       <w:r>
         <w:rPr>
           <w:rFonts w:ascii="Consolas" w:eastAsia="Times New Roman" w:hAnsi="Consolas" w:cs="Times New Roman"/>
@@ -8842,7 +8774,6 @@
         <w:t>xlabel</w:t>
       </w:r>
       <w:proofErr w:type="spellEnd"/>
-      <w:proofErr w:type="gramEnd"/>
       <w:r>
         <w:rPr>
           <w:rFonts w:ascii="Consolas" w:eastAsia="Times New Roman" w:hAnsi="Consolas" w:cs="Times New Roman"/>
@@ -8907,7 +8838,6 @@
         </w:rPr>
       </w:pPr>
       <w:proofErr w:type="spellStart"/>
-      <w:proofErr w:type="gramStart"/>
       <w:r>
         <w:rPr>
           <w:rFonts w:ascii="Consolas" w:eastAsia="Times New Roman" w:hAnsi="Consolas" w:cs="Times New Roman"/>
@@ -8939,7 +8869,6 @@
         <w:t>ylabel</w:t>
       </w:r>
       <w:proofErr w:type="spellEnd"/>
-      <w:proofErr w:type="gramEnd"/>
       <w:r>
         <w:rPr>
           <w:rFonts w:ascii="Consolas" w:eastAsia="Times New Roman" w:hAnsi="Consolas" w:cs="Times New Roman"/>
@@ -9004,7 +8933,6 @@
         </w:rPr>
       </w:pPr>
       <w:proofErr w:type="spellStart"/>
-      <w:proofErr w:type="gramStart"/>
       <w:r>
         <w:rPr>
           <w:rFonts w:ascii="Consolas" w:eastAsia="Times New Roman" w:hAnsi="Consolas" w:cs="Times New Roman"/>
@@ -9036,7 +8964,6 @@
         <w:t>legend</w:t>
       </w:r>
       <w:proofErr w:type="spellEnd"/>
-      <w:proofErr w:type="gramEnd"/>
       <w:r>
         <w:rPr>
           <w:rFonts w:ascii="Consolas" w:eastAsia="Times New Roman" w:hAnsi="Consolas" w:cs="Times New Roman"/>
@@ -9061,7 +8988,6 @@
         </w:rPr>
       </w:pPr>
       <w:proofErr w:type="spellStart"/>
-      <w:proofErr w:type="gramStart"/>
       <w:r>
         <w:rPr>
           <w:rFonts w:ascii="Consolas" w:eastAsia="Times New Roman" w:hAnsi="Consolas" w:cs="Times New Roman"/>
@@ -9093,7 +9019,6 @@
         <w:t>grid</w:t>
       </w:r>
       <w:proofErr w:type="spellEnd"/>
-      <w:proofErr w:type="gramEnd"/>
       <w:r>
         <w:rPr>
           <w:rFonts w:ascii="Consolas" w:eastAsia="Times New Roman" w:hAnsi="Consolas" w:cs="Times New Roman"/>
@@ -9118,7 +9043,6 @@
         </w:rPr>
       </w:pPr>
       <w:proofErr w:type="spellStart"/>
-      <w:proofErr w:type="gramStart"/>
       <w:r>
         <w:rPr>
           <w:rFonts w:ascii="Consolas" w:eastAsia="Times New Roman" w:hAnsi="Consolas" w:cs="Times New Roman"/>
@@ -9150,7 +9074,6 @@
         <w:t>show</w:t>
       </w:r>
       <w:proofErr w:type="spellEnd"/>
-      <w:proofErr w:type="gramEnd"/>
       <w:r>
         <w:rPr>
           <w:rFonts w:ascii="Consolas" w:eastAsia="Times New Roman" w:hAnsi="Consolas" w:cs="Times New Roman"/>
@@ -9188,7 +9111,6 @@
         </w:rPr>
       </w:pPr>
       <w:proofErr w:type="spellStart"/>
-      <w:proofErr w:type="gramStart"/>
       <w:r>
         <w:rPr>
           <w:rFonts w:ascii="Consolas" w:eastAsia="Times New Roman" w:hAnsi="Consolas" w:cs="Times New Roman"/>
@@ -9210,7 +9132,6 @@
         </w:rPr>
         <w:t>(</w:t>
       </w:r>
-      <w:proofErr w:type="gramEnd"/>
       <w:r>
         <w:rPr>
           <w:rFonts w:ascii="Consolas" w:eastAsia="Times New Roman" w:hAnsi="Consolas" w:cs="Times New Roman"/>
@@ -9265,7 +9186,6 @@
         </w:rPr>
       </w:pPr>
       <w:proofErr w:type="spellStart"/>
-      <w:proofErr w:type="gramStart"/>
       <w:r>
         <w:rPr>
           <w:rFonts w:ascii="Consolas" w:eastAsia="Times New Roman" w:hAnsi="Consolas" w:cs="Times New Roman"/>
@@ -9287,7 +9207,6 @@
         </w:rPr>
         <w:t>(</w:t>
       </w:r>
-      <w:proofErr w:type="gramEnd"/>
       <w:r>
         <w:rPr>
           <w:rFonts w:ascii="Consolas" w:eastAsia="Times New Roman" w:hAnsi="Consolas" w:cs="Times New Roman"/>
@@ -9841,6 +9760,7 @@
   <w:style w:type="character" w:default="1" w:styleId="a0">
     <w:name w:val="Default Paragraph Font"/>
     <w:uiPriority w:val="1"/>
+    <w:semiHidden/>
     <w:unhideWhenUsed/>
   </w:style>
   <w:style w:type="table" w:default="1" w:styleId="a1">
